--- a/模板库/ku/韩国现代.docx
+++ b/模板库/ku/韩国现代.docx
@@ -165,7 +165,32 @@
           <w:szCs w:val="21"/>
           <w:lang w:val="en-US" w:eastAsia="zh-CN"/>
         </w:rPr>
-        <w:t xml:space="preserve">工作模式2：通过施加UB使DUT运行，所有电气连接已建立，发动机或电动机处于关闭状态。 </w:t>
+        <w:t>工作模式2：通过施加U</w:t>
+      </w:r>
+      <w:r>
+        <w:rPr>
+          <w:rFonts w:hint="eastAsia" w:ascii="宋体" w:hAnsi="宋体" w:eastAsia="宋体" w:cs="宋体"/>
+          <w:b w:val="0"/>
+          <w:bCs/>
+          <w:color w:val="auto"/>
+          <w:sz w:val="21"/>
+          <w:szCs w:val="21"/>
+          <w:vertAlign w:val="subscript"/>
+          <w:lang w:val="en-US" w:eastAsia="zh-CN"/>
+        </w:rPr>
+        <w:t>B</w:t>
+      </w:r>
+      <w:r>
+        <w:rPr>
+          <w:rFonts w:hint="eastAsia" w:ascii="宋体" w:hAnsi="宋体" w:eastAsia="宋体" w:cs="宋体"/>
+          <w:b w:val="0"/>
+          <w:bCs/>
+          <w:color w:val="auto"/>
+          <w:sz w:val="21"/>
+          <w:szCs w:val="21"/>
+          <w:lang w:val="en-US" w:eastAsia="zh-CN"/>
+        </w:rPr>
+        <w:t xml:space="preserve">使DUT运行，所有电气连接已建立，发动机或电动机处于关闭状态。 </w:t>
       </w:r>
     </w:p>
     <w:p>
@@ -315,7 +340,32 @@
           <w:szCs w:val="21"/>
           <w:lang w:val="en-US" w:eastAsia="zh-CN"/>
         </w:rPr>
-        <w:t xml:space="preserve">工作模式3：通过施加UA使DUT运行，所有电气连接已建立，发动机或电动机处于工作状态。 </w:t>
+        <w:t>工作模式3：通过施加U</w:t>
+      </w:r>
+      <w:r>
+        <w:rPr>
+          <w:rFonts w:hint="eastAsia" w:ascii="宋体" w:hAnsi="宋体" w:eastAsia="宋体" w:cs="宋体"/>
+          <w:b w:val="0"/>
+          <w:bCs/>
+          <w:color w:val="auto"/>
+          <w:sz w:val="21"/>
+          <w:szCs w:val="21"/>
+          <w:vertAlign w:val="subscript"/>
+          <w:lang w:val="en-US" w:eastAsia="zh-CN"/>
+        </w:rPr>
+        <w:t>A</w:t>
+      </w:r>
+      <w:r>
+        <w:rPr>
+          <w:rFonts w:hint="eastAsia" w:ascii="宋体" w:hAnsi="宋体" w:eastAsia="宋体" w:cs="宋体"/>
+          <w:b w:val="0"/>
+          <w:bCs/>
+          <w:color w:val="auto"/>
+          <w:sz w:val="21"/>
+          <w:szCs w:val="21"/>
+          <w:lang w:val="en-US" w:eastAsia="zh-CN"/>
+        </w:rPr>
+        <w:t xml:space="preserve">使DUT运行，所有电气连接已建立，发动机或电动机处于工作状态。 </w:t>
       </w:r>
     </w:p>
     <w:p>
@@ -477,7 +527,34 @@
           <w:szCs w:val="21"/>
           <w:lang w:val="en-US" w:eastAsia="zh-CN"/>
         </w:rPr>
-        <w:t xml:space="preserve">工作模式4：通过施加UA使DUT工作，所有电气连接均通过辅助设备（如冷却风扇）完成，并模拟发动机或电动机的工作条件。  </w:t>
+        <w:t>工作模式4：通过施加U</w:t>
+      </w:r>
+      <w:bookmarkStart w:id="0" w:name="_GoBack"/>
+      <w:r>
+        <w:rPr>
+          <w:rFonts w:hint="eastAsia" w:ascii="宋体" w:hAnsi="宋体" w:eastAsia="宋体" w:cs="宋体"/>
+          <w:b w:val="0"/>
+          <w:bCs/>
+          <w:color w:val="auto"/>
+          <w:sz w:val="21"/>
+          <w:szCs w:val="21"/>
+          <w:vertAlign w:val="subscript"/>
+          <w:lang w:val="en-US" w:eastAsia="zh-CN"/>
+        </w:rPr>
+        <w:t>A</w:t>
+      </w:r>
+      <w:bookmarkEnd w:id="0"/>
+      <w:r>
+        <w:rPr>
+          <w:rFonts w:hint="eastAsia" w:ascii="宋体" w:hAnsi="宋体" w:eastAsia="宋体" w:cs="宋体"/>
+          <w:b w:val="0"/>
+          <w:bCs/>
+          <w:color w:val="auto"/>
+          <w:sz w:val="21"/>
+          <w:szCs w:val="21"/>
+          <w:lang w:val="en-US" w:eastAsia="zh-CN"/>
+        </w:rPr>
+        <w:t xml:space="preserve">使DUT工作，所有电气连接均通过辅助设备（如冷却风扇）完成，并模拟发动机或电动机的工作条件。  </w:t>
       </w:r>
     </w:p>
     <w:p>
@@ -724,8 +801,6 @@
         </w:rPr>
         <w:t>等级B：</w:t>
       </w:r>
-      <w:bookmarkStart w:id="0" w:name="_GoBack"/>
-      <w:bookmarkEnd w:id="0"/>
     </w:p>
     <w:p>
       <w:pPr>
